--- a/partnership proposal.docx
+++ b/partnership proposal.docx
@@ -15,585 +15,436 @@
           <w:lang w:val="en-US"/>
         </w:rPr>
       </w:pPr>
-    </w:p>
-    <w:p>
-      <w:pPr>
-        <w:rPr>
-          <w:lang w:val="en-US"/>
-        </w:rPr>
-      </w:pPr>
-      <w:r>
-        <w:rPr>
-          <w:lang w:val="en-US"/>
-        </w:rPr>
-        <w:t>### Pitch Deck Outline</w:t>
-      </w:r>
-    </w:p>
-    <w:p>
-      <w:pPr>
-        <w:rPr>
-          <w:lang w:val="en-US"/>
-        </w:rPr>
-      </w:pPr>
-    </w:p>
-    <w:p>
-      <w:pPr>
-        <w:rPr>
-          <w:lang w:val="en-US"/>
-        </w:rPr>
-      </w:pPr>
-      <w:r>
-        <w:rPr>
-          <w:lang w:val="en-US"/>
-        </w:rPr>
-        <w:t>#### Slide 1: Title Slide</w:t>
-      </w:r>
-    </w:p>
-    <w:p>
-      <w:pPr>
-        <w:rPr>
-          <w:lang w:val="en-US"/>
-        </w:rPr>
-      </w:pPr>
-      <w:r>
-        <w:rPr>
-          <w:lang w:val="en-US"/>
-        </w:rPr>
-        <w:t>- **Startup Name**: [Your Startup Name]</w:t>
-      </w:r>
-    </w:p>
-    <w:p>
-      <w:pPr>
-        <w:rPr>
-          <w:lang w:val="en-US"/>
-        </w:rPr>
-      </w:pPr>
-      <w:r>
-        <w:rPr>
-          <w:lang w:val="en-US"/>
-        </w:rPr>
-        <w:t>- **Tagline**: “Empowering Visionaries in Healthcare Innovation”</w:t>
-      </w:r>
-    </w:p>
-    <w:p>
-      <w:pPr>
-        <w:rPr>
-          <w:lang w:val="en-US"/>
-        </w:rPr>
-      </w:pPr>
-      <w:r>
-        <w:rPr>
-          <w:lang w:val="en-US"/>
-        </w:rPr>
-        <w:t>- **Contact Information**: [Your Name, Email, Phone Number]</w:t>
-      </w:r>
-    </w:p>
-    <w:p>
-      <w:pPr>
-        <w:rPr>
-          <w:lang w:val="en-US"/>
-        </w:rPr>
-      </w:pPr>
-    </w:p>
-    <w:p>
-      <w:pPr>
-        <w:rPr>
-          <w:lang w:val="en-US"/>
-        </w:rPr>
-      </w:pPr>
-      <w:r>
-        <w:rPr>
-          <w:lang w:val="en-US"/>
-        </w:rPr>
-        <w:t>#### Slide 2: Problem Statement</w:t>
-      </w:r>
-    </w:p>
-    <w:p>
-      <w:pPr>
-        <w:rPr>
-          <w:lang w:val="en-US"/>
-        </w:rPr>
-      </w:pPr>
-      <w:r>
-        <w:rPr>
-          <w:lang w:val="en-US"/>
-        </w:rPr>
-        <w:t>- **Current Issues**:</w:t>
-      </w:r>
-    </w:p>
-    <w:p>
-      <w:pPr>
-        <w:rPr>
-          <w:lang w:val="en-US"/>
-        </w:rPr>
-      </w:pPr>
-      <w:r>
-        <w:rPr>
-          <w:lang w:val="en-US"/>
-        </w:rPr>
-        <w:t xml:space="preserve">  - Difficulty for healthcare visionaries in securing initial funding.</w:t>
-      </w:r>
-    </w:p>
-    <w:p>
-      <w:pPr>
-        <w:rPr>
-          <w:lang w:val="en-US"/>
-        </w:rPr>
-      </w:pPr>
-      <w:r>
-        <w:rPr>
-          <w:lang w:val="en-US"/>
-        </w:rPr>
-        <w:t xml:space="preserve">  - Lack of transparent and flexible funding options for startups.</w:t>
-      </w:r>
-    </w:p>
-    <w:p>
-      <w:pPr>
-        <w:rPr>
-          <w:lang w:val="en-US"/>
-        </w:rPr>
-      </w:pPr>
-      <w:r>
-        <w:rPr>
-          <w:lang w:val="en-US"/>
-        </w:rPr>
-        <w:t xml:space="preserve">  - Need for strategic partnerships to launch successful healthcare ventures.</w:t>
-      </w:r>
-    </w:p>
-    <w:p>
-      <w:pPr>
-        <w:rPr>
-          <w:lang w:val="en-US"/>
-        </w:rPr>
-      </w:pPr>
-    </w:p>
-    <w:p>
-      <w:pPr>
-        <w:rPr>
-          <w:lang w:val="en-US"/>
-        </w:rPr>
-      </w:pPr>
-      <w:r>
-        <w:rPr>
-          <w:lang w:val="en-US"/>
-        </w:rPr>
-        <w:t>#### Slide 3: Solution Overview</w:t>
-      </w:r>
-    </w:p>
-    <w:p>
-      <w:pPr>
-        <w:rPr>
-          <w:lang w:val="en-US"/>
-        </w:rPr>
-      </w:pPr>
-      <w:r>
-        <w:rPr>
-          <w:lang w:val="en-US"/>
-        </w:rPr>
-        <w:t>- **Our Approach**: A subscription-based funding system that allows visionaries to raise seed funding through peer contributions.</w:t>
-      </w:r>
-    </w:p>
-    <w:p>
-      <w:pPr>
-        <w:rPr>
-          <w:lang w:val="en-US"/>
-        </w:rPr>
-      </w:pPr>
-      <w:r>
-        <w:rPr>
-          <w:lang w:val="en-US"/>
-        </w:rPr>
-        <w:t>- **How It Works**: Sponsors contribute until funding goals are reached, receiving equity equivalent to their contribution.</w:t>
-      </w:r>
-    </w:p>
-    <w:p>
-      <w:pPr>
-        <w:rPr>
-          <w:lang w:val="en-US"/>
-        </w:rPr>
-      </w:pPr>
-    </w:p>
-    <w:p>
-      <w:pPr>
-        <w:rPr>
-          <w:lang w:val="en-US"/>
-        </w:rPr>
-      </w:pPr>
-      <w:r>
-        <w:rPr>
-          <w:lang w:val="en-US"/>
-        </w:rPr>
-        <w:t>#### Slide 4: Target Market</w:t>
-      </w:r>
-    </w:p>
-    <w:p>
-      <w:pPr>
-        <w:rPr>
-          <w:lang w:val="en-US"/>
-        </w:rPr>
-      </w:pPr>
-      <w:r>
-        <w:rPr>
-          <w:lang w:val="en-US"/>
-        </w:rPr>
-        <w:t>- **Customer Segment**: UAE visionaries and investors looking for innovative healthcare opportunities.</w:t>
-      </w:r>
-    </w:p>
-    <w:p>
-      <w:pPr>
-        <w:rPr>
-          <w:lang w:val="en-US"/>
-        </w:rPr>
-      </w:pPr>
-      <w:r>
-        <w:rPr>
-          <w:lang w:val="en-US"/>
-        </w:rPr>
-        <w:t>- **Market Characteristics**:</w:t>
-      </w:r>
-    </w:p>
-    <w:p>
-      <w:pPr>
-        <w:rPr>
-          <w:lang w:val="en-US"/>
-        </w:rPr>
-      </w:pPr>
-      <w:r>
-        <w:rPr>
-          <w:lang w:val="en-US"/>
-        </w:rPr>
-        <w:t xml:space="preserve">  - Growing interest in health tech and startup ecosystem in the UAE.</w:t>
-      </w:r>
-    </w:p>
-    <w:p>
-      <w:pPr>
-        <w:rPr>
-          <w:lang w:val="en-US"/>
-        </w:rPr>
-      </w:pPr>
-    </w:p>
-    <w:p>
-      <w:pPr>
-        <w:rPr>
-          <w:lang w:val="en-US"/>
-        </w:rPr>
-      </w:pPr>
-      <w:r>
-        <w:rPr>
-          <w:lang w:val="en-US"/>
-        </w:rPr>
-        <w:t>#### Slide 5: Unique Selling Proposition</w:t>
-      </w:r>
-    </w:p>
-    <w:p>
-      <w:pPr>
-        <w:rPr>
-          <w:lang w:val="en-US"/>
-        </w:rPr>
-      </w:pPr>
-      <w:r>
-        <w:rPr>
-          <w:lang w:val="en-US"/>
-        </w:rPr>
-        <w:t>- **Key Features**:</w:t>
-      </w:r>
-    </w:p>
-    <w:p>
-      <w:pPr>
-        <w:rPr>
-          <w:lang w:val="en-US"/>
-        </w:rPr>
-      </w:pPr>
-      <w:r>
-        <w:rPr>
-          <w:lang w:val="en-US"/>
-        </w:rPr>
-        <w:t xml:space="preserve">  - **Subscription-Based Model**: Flexible funding that aligns with the needs of both visionaries and sponsors.</w:t>
-      </w:r>
-    </w:p>
-    <w:p>
-      <w:pPr>
-        <w:rPr>
-          <w:lang w:val="en-US"/>
-        </w:rPr>
-      </w:pPr>
-      <w:r>
-        <w:rPr>
-          <w:lang w:val="en-US"/>
-        </w:rPr>
-        <w:t xml:space="preserve">  - **Peer Funding**: Encourages community involvement and investment in local healthcare innovation.</w:t>
-      </w:r>
-    </w:p>
-    <w:p>
-      <w:pPr>
-        <w:rPr>
-          <w:lang w:val="en-US"/>
-        </w:rPr>
-      </w:pPr>
-      <w:r>
-        <w:rPr>
-          <w:lang w:val="en-US"/>
-        </w:rPr>
-        <w:t xml:space="preserve">  - **Equity for Contributions**: Provides sponsors with a tangible stake in the startups they support.</w:t>
-      </w:r>
-    </w:p>
-    <w:p>
-      <w:pPr>
-        <w:rPr>
-          <w:lang w:val="en-US"/>
-        </w:rPr>
-      </w:pPr>
-    </w:p>
-    <w:p>
-      <w:pPr>
-        <w:rPr>
-          <w:lang w:val="en-US"/>
-        </w:rPr>
-      </w:pPr>
-      <w:r>
-        <w:rPr>
-          <w:lang w:val="en-US"/>
-        </w:rPr>
-        <w:t>#### Slide 6: Business Model</w:t>
-      </w:r>
-    </w:p>
-    <w:p>
-      <w:pPr>
-        <w:rPr>
-          <w:lang w:val="en-US"/>
-        </w:rPr>
-      </w:pPr>
-      <w:r>
-        <w:rPr>
-          <w:lang w:val="en-US"/>
-        </w:rPr>
-        <w:t>- **Revenue Streams**:</w:t>
-      </w:r>
-    </w:p>
-    <w:p>
-      <w:pPr>
-        <w:rPr>
-          <w:lang w:val="en-US"/>
-        </w:rPr>
-      </w:pPr>
-      <w:r>
-        <w:rPr>
-          <w:lang w:val="en-US"/>
-        </w:rPr>
-        <w:t xml:space="preserve">  - Subscription fees from startups seeking funding.</w:t>
-      </w:r>
-    </w:p>
-    <w:p>
-      <w:pPr>
-        <w:rPr>
-          <w:lang w:val="en-US"/>
-        </w:rPr>
-      </w:pPr>
-      <w:r>
-        <w:rPr>
-          <w:lang w:val="en-US"/>
-        </w:rPr>
-        <w:t xml:space="preserve">  - Administrative fees on funds raised through the platform.</w:t>
-      </w:r>
-    </w:p>
-    <w:p>
-      <w:pPr>
-        <w:rPr>
-          <w:lang w:val="en-US"/>
-        </w:rPr>
-      </w:pPr>
-    </w:p>
-    <w:p>
-      <w:pPr>
-        <w:rPr>
-          <w:lang w:val="en-US"/>
-        </w:rPr>
-      </w:pPr>
-      <w:r>
-        <w:rPr>
-          <w:lang w:val="en-US"/>
-        </w:rPr>
-        <w:t>#### Slide 7: Funding Goals</w:t>
-      </w:r>
-    </w:p>
-    <w:p>
-      <w:pPr>
-        <w:rPr>
-          <w:lang w:val="en-US"/>
-        </w:rPr>
-      </w:pPr>
-      <w:r>
-        <w:rPr>
-          <w:lang w:val="en-US"/>
-        </w:rPr>
-        <w:t>- **Funding Requirement**: Seeking $10,000 to establish the platform and marketing efforts.</w:t>
-      </w:r>
-    </w:p>
-    <w:p>
-      <w:pPr>
-        <w:rPr>
-          <w:lang w:val="en-US"/>
-        </w:rPr>
-      </w:pPr>
-      <w:r>
-        <w:rPr>
-          <w:lang w:val="en-US"/>
-        </w:rPr>
-        <w:t>- **Use of Funds**: Development of the funding platform, marketing outreach, and operational costs.</w:t>
-      </w:r>
-    </w:p>
-    <w:p>
-      <w:pPr>
-        <w:rPr>
-          <w:lang w:val="en-US"/>
-        </w:rPr>
-      </w:pPr>
-    </w:p>
-    <w:p>
-      <w:pPr>
-        <w:rPr>
-          <w:lang w:val="en-US"/>
-        </w:rPr>
-      </w:pPr>
-      <w:r>
-        <w:rPr>
-          <w:lang w:val="en-US"/>
-        </w:rPr>
-        <w:t>#### Slide 8: Key Metrics for Success</w:t>
-      </w:r>
-    </w:p>
-    <w:p>
-      <w:pPr>
-        <w:rPr>
-          <w:lang w:val="en-US"/>
-        </w:rPr>
-      </w:pPr>
-      <w:r>
-        <w:rPr>
-          <w:lang w:val="en-US"/>
-        </w:rPr>
-        <w:t>- **Milestones**:</w:t>
-      </w:r>
-    </w:p>
-    <w:p>
-      <w:pPr>
-        <w:rPr>
-          <w:lang w:val="en-US"/>
-        </w:rPr>
-      </w:pPr>
-      <w:r>
-        <w:rPr>
-          <w:lang w:val="en-US"/>
-        </w:rPr>
-        <w:t xml:space="preserve">  - Onboard 4 strategic partners within the first 6 months.</w:t>
-      </w:r>
-    </w:p>
-    <w:p>
-      <w:pPr>
-        <w:rPr>
-          <w:lang w:val="en-US"/>
-        </w:rPr>
-      </w:pPr>
-      <w:r>
-        <w:rPr>
-          <w:lang w:val="en-US"/>
-        </w:rPr>
-        <w:t xml:space="preserve">  - Achieve seed funding goals for the next 100 healthcare startups within the first year.</w:t>
-      </w:r>
-    </w:p>
-    <w:p>
-      <w:pPr>
-        <w:rPr>
-          <w:lang w:val="en-US"/>
-        </w:rPr>
-      </w:pPr>
-      <w:r>
-        <w:rPr>
-          <w:lang w:val="en-US"/>
-        </w:rPr>
-        <w:t xml:space="preserve">  - Build a community of engaged sponsors and visionaries.</w:t>
-      </w:r>
-    </w:p>
-    <w:p>
-      <w:pPr>
-        <w:rPr>
-          <w:lang w:val="en-US"/>
-        </w:rPr>
-      </w:pPr>
-    </w:p>
-    <w:p>
-      <w:pPr>
-        <w:rPr>
-          <w:lang w:val="en-US"/>
-        </w:rPr>
-      </w:pPr>
-      <w:r>
-        <w:rPr>
-          <w:lang w:val="en-US"/>
-        </w:rPr>
-        <w:t>#### Slide 9: Conclusion</w:t>
-      </w:r>
-    </w:p>
-    <w:p>
-      <w:pPr>
-        <w:pStyle w:val="ListParagraph"/>
-        <w:numPr>
-          <w:ilvl w:val="0"/>
-          <w:numId w:val="1"/>
-        </w:numPr>
-        <w:rPr>
-          <w:lang w:val="en-US"/>
-        </w:rPr>
-      </w:pPr>
-      <w:r>
-        <w:rPr>
-          <w:lang w:val="en-US"/>
-        </w:rPr>
-        <w:t>**Call to Action**: Join us in transforming the healthcare startup landscape in the UAE. Together, we can empower visionaries and foster innovation.</w:t>
-      </w:r>
-    </w:p>
-    <w:p>
-      <w:pPr>
-        <w:rPr>
-          <w:lang w:val="en-US"/>
-        </w:rPr>
-      </w:pPr>
-    </w:p>
-    <w:p>
-      <w:pPr>
-        <w:rPr>
-          <w:lang w:val="en-US"/>
-        </w:rPr>
-      </w:pPr>
-      <w:r>
-        <w:rPr>
-          <w:lang w:val="en-US"/>
-        </w:rPr>
-        <w:t>#### Slide 10: Q&amp;A</w:t>
-      </w:r>
-    </w:p>
-    <w:p>
-      <w:pPr>
-        <w:pStyle w:val="ListParagraph"/>
-        <w:numPr>
-          <w:ilvl w:val="0"/>
-          <w:numId w:val="1"/>
-        </w:numPr>
-        <w:rPr>
-          <w:lang w:val="en-US"/>
-        </w:rPr>
-      </w:pPr>
-      <w:r>
-        <w:rPr>
-          <w:lang w:val="en-US"/>
-        </w:rPr>
-        <w:t>**Open Floor**: Invite questions and discussions from potenti</w:t>
-      </w:r>
-      <w:r>
-        <w:rPr>
-          <w:lang w:val="en-US"/>
-        </w:rPr>
-        <w:t>al stake holder</w:t>
+      <w:r>
+        <w:rPr>
+          <w:lang w:val="en-US"/>
+        </w:rPr>
+        <w:t>### Partnership Proposal</w:t>
+      </w:r>
+    </w:p>
+    <w:p>
+      <w:pPr>
+        <w:rPr>
+          <w:lang w:val="en-US"/>
+        </w:rPr>
+      </w:pPr>
+    </w:p>
+    <w:p>
+      <w:pPr>
+        <w:rPr>
+          <w:lang w:val="en-US"/>
+        </w:rPr>
+      </w:pPr>
+      <w:r>
+        <w:rPr>
+          <w:lang w:val="en-US"/>
+        </w:rPr>
+        <w:t>#### 1. Introduction</w:t>
+      </w:r>
+    </w:p>
+    <w:p>
+      <w:pPr>
+        <w:rPr>
+          <w:lang w:val="en-US"/>
+        </w:rPr>
+      </w:pPr>
+      <w:r>
+        <w:rPr>
+          <w:lang w:val="en-US"/>
+        </w:rPr>
+        <w:t>This Partnership Proposal outlines a collaborative opportunity between</w:t>
+      </w:r>
+      <w:r>
+        <w:rPr>
+          <w:lang w:val="en-US"/>
+        </w:rPr>
+        <w:t xml:space="preserve"> peer plata </w:t>
+      </w:r>
+      <w:r>
+        <w:rPr>
+          <w:lang w:val="en-US"/>
+        </w:rPr>
+        <w:t>and potential partners, including universities, finance, HR,</w:t>
+      </w:r>
+      <w:r>
+        <w:rPr>
+          <w:lang w:val="en-US"/>
+        </w:rPr>
+        <w:t xml:space="preserve"> investors</w:t>
+      </w:r>
+      <w:r>
+        <w:rPr>
+          <w:lang w:val="en-US"/>
+        </w:rPr>
+        <w:t xml:space="preserve"> and marketing professionals, aimed at fostering health startups. The proposal details the mutual benefits, goals, and activities to be implemented to ensure a successful partnership.</w:t>
+      </w:r>
+    </w:p>
+    <w:p>
+      <w:pPr>
+        <w:rPr>
+          <w:lang w:val="en-US"/>
+        </w:rPr>
+      </w:pPr>
+    </w:p>
+    <w:p>
+      <w:pPr>
+        <w:rPr>
+          <w:lang w:val="en-US"/>
+        </w:rPr>
+      </w:pPr>
+      <w:r>
+        <w:rPr>
+          <w:lang w:val="en-US"/>
+        </w:rPr>
+        <w:t xml:space="preserve"> 2. Potential Partners</w:t>
+      </w:r>
+    </w:p>
+    <w:p>
+      <w:pPr>
+        <w:rPr>
+          <w:lang w:val="en-US"/>
+        </w:rPr>
+      </w:pPr>
+      <w:r>
+        <w:rPr>
+          <w:lang w:val="en-US"/>
+        </w:rPr>
+        <w:t>- **Universities**: Collaborate with academic institutions to access research, innovation, and talent.</w:t>
+      </w:r>
+    </w:p>
+    <w:p>
+      <w:pPr>
+        <w:rPr>
+          <w:lang w:val="en-US"/>
+        </w:rPr>
+      </w:pPr>
+      <w:r>
+        <w:rPr>
+          <w:lang w:val="en-US"/>
+        </w:rPr>
+        <w:t>- **Professionals**: Engage professionals with expertise in finance, HR, and marketing to provide mentorship and strategic guidance.</w:t>
+      </w:r>
+    </w:p>
+    <w:p>
+      <w:pPr>
+        <w:rPr>
+          <w:lang w:val="en-US"/>
+        </w:rPr>
+      </w:pPr>
+      <w:r>
+        <w:rPr>
+          <w:lang w:val="en-US"/>
+        </w:rPr>
+        <w:t>- **</w:t>
+      </w:r>
+      <w:r>
+        <w:rPr>
+          <w:lang w:val="en-US"/>
+        </w:rPr>
+        <w:t>Investors</w:t>
+      </w:r>
+      <w:r>
+        <w:rPr>
+          <w:lang w:val="en-US"/>
+        </w:rPr>
+        <w:t xml:space="preserve">**: Partner with driven individuals who can contribute </w:t>
+      </w:r>
+      <w:r>
+        <w:rPr>
+          <w:lang w:val="en-US"/>
+        </w:rPr>
+        <w:t>finan</w:t>
+      </w:r>
+      <w:r>
+        <w:rPr>
+          <w:lang w:val="en-US"/>
+        </w:rPr>
+        <w:t>c</w:t>
+      </w:r>
+      <w:r>
+        <w:rPr>
+          <w:lang w:val="en-US"/>
+        </w:rPr>
+        <w:t xml:space="preserve">ial </w:t>
+      </w:r>
+      <w:r>
+        <w:rPr>
+          <w:lang w:val="en-US"/>
+        </w:rPr>
+        <w:t>capital</w:t>
+      </w:r>
+      <w:r>
+        <w:rPr>
+          <w:lang w:val="en-US"/>
+        </w:rPr>
+        <w:t xml:space="preserve"> and networking capabilities.</w:t>
+      </w:r>
+    </w:p>
+    <w:p>
+      <w:pPr>
+        <w:rPr>
+          <w:lang w:val="en-US"/>
+        </w:rPr>
+      </w:pPr>
+    </w:p>
+    <w:p>
+      <w:pPr>
+        <w:rPr>
+          <w:lang w:val="en-US"/>
+        </w:rPr>
+      </w:pPr>
+      <w:r>
+        <w:rPr>
+          <w:lang w:val="en-US"/>
+        </w:rPr>
+        <w:t>#### 3. Partnership Goals</w:t>
+      </w:r>
+    </w:p>
+    <w:p>
+      <w:pPr>
+        <w:rPr>
+          <w:lang w:val="en-US"/>
+        </w:rPr>
+      </w:pPr>
+      <w:r>
+        <w:rPr>
+          <w:lang w:val="en-US"/>
+        </w:rPr>
+        <w:t>- **Funding**: Secure financial support for startups through joint ventures and sponsorships.</w:t>
+      </w:r>
+    </w:p>
+    <w:p>
+      <w:pPr>
+        <w:rPr>
+          <w:lang w:val="en-US"/>
+        </w:rPr>
+      </w:pPr>
+      <w:r>
+        <w:rPr>
+          <w:lang w:val="en-US"/>
+        </w:rPr>
+        <w:t>- **Non-Monetary Capital**: Leverage the skills and knowledge of partners to enhance the accelerator’s offerings.</w:t>
+      </w:r>
+    </w:p>
+    <w:p>
+      <w:pPr>
+        <w:rPr>
+          <w:lang w:val="en-US"/>
+        </w:rPr>
+      </w:pPr>
+      <w:r>
+        <w:rPr>
+          <w:lang w:val="en-US"/>
+        </w:rPr>
+        <w:t>- **Skill Development**: Facilitate workshops and training sessions for startups led by industry experts.</w:t>
+      </w:r>
+    </w:p>
+    <w:p>
+      <w:pPr>
+        <w:rPr>
+          <w:lang w:val="en-US"/>
+        </w:rPr>
+      </w:pPr>
+    </w:p>
+    <w:p>
+      <w:pPr>
+        <w:rPr>
+          <w:lang w:val="en-US"/>
+        </w:rPr>
+      </w:pPr>
+      <w:r>
+        <w:rPr>
+          <w:lang w:val="en-US"/>
+        </w:rPr>
+        <w:t>#### 4. Value Proposition</w:t>
+      </w:r>
+    </w:p>
+    <w:p>
+      <w:pPr>
+        <w:rPr>
+          <w:lang w:val="en-US"/>
+        </w:rPr>
+      </w:pPr>
+      <w:r>
+        <w:rPr>
+          <w:lang w:val="en-US"/>
+        </w:rPr>
+        <w:t>- **Equity**: Offer potential partners equity stakes in startups, ensuring alignment of interests and shared success.</w:t>
+      </w:r>
+    </w:p>
+    <w:p>
+      <w:pPr>
+        <w:rPr>
+          <w:lang w:val="en-US"/>
+        </w:rPr>
+      </w:pPr>
+      <w:r>
+        <w:rPr>
+          <w:lang w:val="en-US"/>
+        </w:rPr>
+        <w:t>- **Flexibility**: Develop adaptable partnership terms to accommodate varying partner contributions and expectations.</w:t>
+      </w:r>
+    </w:p>
+    <w:p>
+      <w:pPr>
+        <w:rPr>
+          <w:lang w:val="en-US"/>
+        </w:rPr>
+      </w:pPr>
+    </w:p>
+    <w:p>
+      <w:pPr>
+        <w:rPr>
+          <w:lang w:val="en-US"/>
+        </w:rPr>
+      </w:pPr>
+      <w:r>
+        <w:rPr>
+          <w:lang w:val="en-US"/>
+        </w:rPr>
+        <w:t>#### 5. Proposed Activities</w:t>
+      </w:r>
+    </w:p>
+    <w:p>
+      <w:pPr>
+        <w:rPr>
+          <w:lang w:val="en-US"/>
+        </w:rPr>
+      </w:pPr>
+      <w:r>
+        <w:rPr>
+          <w:lang w:val="en-US"/>
+        </w:rPr>
+        <w:t>- **Milestone Tracking**: Establish a framework for tracking and hitting key milestones, ensuring accountability and progress.</w:t>
+      </w:r>
+    </w:p>
+    <w:p>
+      <w:pPr>
+        <w:rPr>
+          <w:lang w:val="en-US"/>
+        </w:rPr>
+      </w:pPr>
+      <w:r>
+        <w:rPr>
+          <w:lang w:val="en-US"/>
+        </w:rPr>
+        <w:t>- **Workshops and Events**: Host collaborative workshops that bring together startups and partners to share insights and foster innovation.</w:t>
+      </w:r>
+    </w:p>
+    <w:p>
+      <w:pPr>
+        <w:rPr>
+          <w:lang w:val="en-US"/>
+        </w:rPr>
+      </w:pPr>
+    </w:p>
+    <w:p>
+      <w:pPr>
+        <w:rPr>
+          <w:lang w:val="en-US"/>
+        </w:rPr>
+      </w:pPr>
+      <w:r>
+        <w:rPr>
+          <w:lang w:val="en-US"/>
+        </w:rPr>
+        <w:t>#### 6. Success Metrics</w:t>
+      </w:r>
+    </w:p>
+    <w:p>
+      <w:pPr>
+        <w:rPr>
+          <w:lang w:val="en-US"/>
+        </w:rPr>
+      </w:pPr>
+      <w:r>
+        <w:rPr>
+          <w:lang w:val="en-US"/>
+        </w:rPr>
+        <w:t>- **Milestones Achieved**: Measure the success of partnerships by tracking the completion of agreed-upon milestones.</w:t>
+      </w:r>
+    </w:p>
+    <w:p>
+      <w:pPr>
+        <w:rPr>
+          <w:lang w:val="en-US"/>
+        </w:rPr>
+      </w:pPr>
+      <w:r>
+        <w:rPr>
+          <w:lang w:val="en-US"/>
+        </w:rPr>
+        <w:t>- **Funding Secured**: Evaluate the amount of funding raised through partnerships and the impact on startup growth.</w:t>
+      </w:r>
+    </w:p>
+    <w:p>
+      <w:pPr>
+        <w:rPr>
+          <w:lang w:val="en-US"/>
+        </w:rPr>
+      </w:pPr>
+      <w:r>
+        <w:rPr>
+          <w:lang w:val="en-US"/>
+        </w:rPr>
+        <w:t>- **Skill Enhancement**: Assess the effectiveness of skills development initiatives and their contribution to startup success.</w:t>
+      </w:r>
+    </w:p>
+    <w:p>
+      <w:pPr>
+        <w:rPr>
+          <w:lang w:val="en-US"/>
+        </w:rPr>
+      </w:pPr>
+    </w:p>
+    <w:p>
+      <w:pPr>
+        <w:rPr>
+          <w:lang w:val="en-US"/>
+        </w:rPr>
+      </w:pPr>
+      <w:r>
+        <w:rPr>
+          <w:lang w:val="en-US"/>
+        </w:rPr>
+        <w:t>#### 7. Conclusion</w:t>
+      </w:r>
+    </w:p>
+    <w:p>
+      <w:pPr>
+        <w:rPr>
+          <w:lang w:val="en-US"/>
+        </w:rPr>
+      </w:pPr>
+      <w:r>
+        <w:rPr>
+          <w:lang w:val="en-US"/>
+        </w:rPr>
+        <w:t xml:space="preserve">This Partnership Proposal presents a valuable opportunity for collaboration between </w:t>
+      </w:r>
+      <w:r>
+        <w:rPr>
+          <w:lang w:val="en-US"/>
+        </w:rPr>
+        <w:t>peer plata</w:t>
+      </w:r>
+      <w:r>
+        <w:rPr>
+          <w:lang w:val="en-US"/>
+        </w:rPr>
+        <w:t xml:space="preserve"> and potential partners. By aligning goals and leveraging each other’s strengths, we can create an impactful ecosystem that supports the growth of health startups and drive</w:t>
+      </w:r>
+      <w:r>
+        <w:rPr>
+          <w:lang w:val="en-US"/>
+        </w:rPr>
+        <w:t>s</w:t>
+      </w:r>
+      <w:r>
+        <w:rPr>
+          <w:lang w:val="en-US"/>
+        </w:rPr>
+        <w:t xml:space="preserve"> innovation</w:t>
       </w:r>
     </w:p>
     <w:p>
@@ -611,127 +462,6 @@
     </w:sectPr>
   </w:body>
 </w:document>
-</file>
-
-<file path=word/numbering.xml><?xml version="1.0" encoding="utf-8"?>
-<w:numbering xmlns:wpc="http://schemas.microsoft.com/office/word/2010/wordprocessingCanvas" xmlns:cx="http://schemas.microsoft.com/office/drawing/2014/chartex" xmlns:cx1="http://schemas.microsoft.com/office/drawing/2015/9/8/chartex" xmlns:cx2="http://schemas.microsoft.com/office/drawing/2015/10/21/chartex" xmlns:cx3="http://schemas.microsoft.com/office/drawing/2016/5/9/chartex" xmlns:cx4="http://schemas.microsoft.com/office/drawing/2016/5/10/chartex" xmlns:cx5="http://schemas.microsoft.com/office/drawing/2016/5/11/chartex" xmlns:cx6="http://schemas.microsoft.com/office/drawing/2016/5/12/chartex" xmlns:cx7="http://schemas.microsoft.com/office/drawing/2016/5/13/chartex" xmlns:cx8="http://schemas.microsoft.com/office/drawing/2016/5/14/chartex" xmlns:mc="http://schemas.openxmlformats.org/markup-compatibility/2006" xmlns:aink="http://schemas.microsoft.com/office/drawing/2016/ink" xmlns:am3d="http://schemas.microsoft.com/office/drawing/2017/model3d" xmlns:o="urn:schemas-microsoft-com:office:office" xmlns:oel="http://schemas.microsoft.com/office/2019/extlst" xmlns:r="http://schemas.openxmlformats.org/officeDocument/2006/relationships" xmlns:m="http://schemas.openxmlformats.org/officeDocument/2006/math" xmlns:v="urn:schemas-microsoft-com:vml" xmlns:wp14="http://schemas.microsoft.com/office/word/2010/wordprocessingDrawing" xmlns:wp="http://schemas.openxmlformats.org/drawingml/2006/wordprocessingDrawing" xmlns:w10="urn:schemas-microsoft-com:office:word" xmlns:w="http://schemas.openxmlformats.org/wordprocessingml/2006/main" xmlns:w14="http://schemas.microsoft.com/office/word/2010/wordml" xmlns:w15="http://schemas.microsoft.com/office/word/2012/wordml" xmlns:w16cex="http://schemas.microsoft.com/office/word/2018/wordml/cex" xmlns:w16cid="http://schemas.microsoft.com/office/word/2016/wordml/cid" xmlns:w16="http://schemas.microsoft.com/office/word/2018/wordml" xmlns:w16du="http://schemas.microsoft.com/office/word/2023/wordml/word16du" xmlns:w16sdtdh="http://schemas.microsoft.com/office/word/2020/wordml/sdtdatahash" xmlns:w16sdtfl="http://schemas.microsoft.com/office/word/2024/wordml/sdtformatlock" xmlns:w16se="http://schemas.microsoft.com/office/word/2015/wordml/symex" xmlns:wpg="http://schemas.microsoft.com/office/word/2010/wordprocessingGroup" xmlns:wpi="http://schemas.microsoft.com/office/word/2010/wordprocessingInk" xmlns:wne="http://schemas.microsoft.com/office/word/2006/wordml" xmlns:wps="http://schemas.microsoft.com/office/word/2010/wordprocessingShape" mc:Ignorable="w14 w15 w16se w16cid w16 w16cex w16sdtdh w16sdtfl w16du wp14">
-  <w:abstractNum w:abstractNumId="0" w15:restartNumberingAfterBreak="0">
-    <w:nsid w:val="628F62BB"/>
-    <w:multiLevelType w:val="hybridMultilevel"/>
-    <w:tmpl w:val="8D125FF4"/>
-    <w:lvl w:ilvl="0" w:tplc="FFFFFFFF">
-      <w:start w:val="7"/>
-      <w:numFmt w:val="bullet"/>
-      <w:lvlText w:val="-"/>
-      <w:lvlJc w:val="left"/>
-      <w:pPr>
-        <w:ind w:left="720" w:hanging="360"/>
-      </w:pPr>
-      <w:rPr>
-        <w:rFonts w:ascii="Aptos" w:eastAsiaTheme="minorEastAsia" w:hAnsi="Aptos" w:cstheme="minorBidi" w:hint="default"/>
-      </w:rPr>
-    </w:lvl>
-    <w:lvl w:ilvl="1" w:tplc="08090003" w:tentative="1">
-      <w:start w:val="1"/>
-      <w:numFmt w:val="bullet"/>
-      <w:lvlText w:val="o"/>
-      <w:lvlJc w:val="left"/>
-      <w:pPr>
-        <w:ind w:left="1440" w:hanging="360"/>
-      </w:pPr>
-      <w:rPr>
-        <w:rFonts w:ascii="Courier New" w:hAnsi="Courier New" w:cs="Courier New" w:hint="default"/>
-      </w:rPr>
-    </w:lvl>
-    <w:lvl w:ilvl="2" w:tplc="08090005" w:tentative="1">
-      <w:start w:val="1"/>
-      <w:numFmt w:val="bullet"/>
-      <w:lvlText w:val=""/>
-      <w:lvlJc w:val="left"/>
-      <w:pPr>
-        <w:ind w:left="2160" w:hanging="360"/>
-      </w:pPr>
-      <w:rPr>
-        <w:rFonts w:ascii="Wingdings" w:hAnsi="Wingdings" w:hint="default"/>
-      </w:rPr>
-    </w:lvl>
-    <w:lvl w:ilvl="3" w:tplc="08090001" w:tentative="1">
-      <w:start w:val="1"/>
-      <w:numFmt w:val="bullet"/>
-      <w:lvlText w:val=""/>
-      <w:lvlJc w:val="left"/>
-      <w:pPr>
-        <w:ind w:left="2880" w:hanging="360"/>
-      </w:pPr>
-      <w:rPr>
-        <w:rFonts w:ascii="Symbol" w:hAnsi="Symbol" w:hint="default"/>
-      </w:rPr>
-    </w:lvl>
-    <w:lvl w:ilvl="4" w:tplc="08090003" w:tentative="1">
-      <w:start w:val="1"/>
-      <w:numFmt w:val="bullet"/>
-      <w:lvlText w:val="o"/>
-      <w:lvlJc w:val="left"/>
-      <w:pPr>
-        <w:ind w:left="3600" w:hanging="360"/>
-      </w:pPr>
-      <w:rPr>
-        <w:rFonts w:ascii="Courier New" w:hAnsi="Courier New" w:cs="Courier New" w:hint="default"/>
-      </w:rPr>
-    </w:lvl>
-    <w:lvl w:ilvl="5" w:tplc="08090005" w:tentative="1">
-      <w:start w:val="1"/>
-      <w:numFmt w:val="bullet"/>
-      <w:lvlText w:val=""/>
-      <w:lvlJc w:val="left"/>
-      <w:pPr>
-        <w:ind w:left="4320" w:hanging="360"/>
-      </w:pPr>
-      <w:rPr>
-        <w:rFonts w:ascii="Wingdings" w:hAnsi="Wingdings" w:hint="default"/>
-      </w:rPr>
-    </w:lvl>
-    <w:lvl w:ilvl="6" w:tplc="08090001" w:tentative="1">
-      <w:start w:val="1"/>
-      <w:numFmt w:val="bullet"/>
-      <w:lvlText w:val=""/>
-      <w:lvlJc w:val="left"/>
-      <w:pPr>
-        <w:ind w:left="5040" w:hanging="360"/>
-      </w:pPr>
-      <w:rPr>
-        <w:rFonts w:ascii="Symbol" w:hAnsi="Symbol" w:hint="default"/>
-      </w:rPr>
-    </w:lvl>
-    <w:lvl w:ilvl="7" w:tplc="08090003" w:tentative="1">
-      <w:start w:val="1"/>
-      <w:numFmt w:val="bullet"/>
-      <w:lvlText w:val="o"/>
-      <w:lvlJc w:val="left"/>
-      <w:pPr>
-        <w:ind w:left="5760" w:hanging="360"/>
-      </w:pPr>
-      <w:rPr>
-        <w:rFonts w:ascii="Courier New" w:hAnsi="Courier New" w:cs="Courier New" w:hint="default"/>
-      </w:rPr>
-    </w:lvl>
-    <w:lvl w:ilvl="8" w:tplc="08090005" w:tentative="1">
-      <w:start w:val="1"/>
-      <w:numFmt w:val="bullet"/>
-      <w:lvlText w:val=""/>
-      <w:lvlJc w:val="left"/>
-      <w:pPr>
-        <w:ind w:left="6480" w:hanging="360"/>
-      </w:pPr>
-      <w:rPr>
-        <w:rFonts w:ascii="Wingdings" w:hAnsi="Wingdings" w:hint="default"/>
-      </w:rPr>
-    </w:lvl>
-  </w:abstractNum>
-  <w:num w:numId="1" w16cid:durableId="1962880965">
-    <w:abstractNumId w:val="0"/>
-  </w:num>
-</w:numbering>
 </file>
 
 <file path=word/styles.xml><?xml version="1.0" encoding="utf-8"?>
